--- a/docs/唯时代尔-策划案.docx
+++ b/docs/唯时代尔-策划案.docx
@@ -344,7 +344,7 @@
           </w:tcPr>
           <w:p>
             <w:r>
-              <w:t>对应代码提交 b0b9092</w:t>
+              <w:t>对应代码提交 014a6ad</w:t>
             </w:r>
           </w:p>
         </w:tc>
@@ -469,7 +469,7 @@
     </w:p>
     <w:p>
       <w:r>
-        <w:t>一句话：玩家在随机关卡里清怪攒金币，在关卡之间的中间地图（Hub）买升级/雇队友，一层层推到第 10 层最终 BOSS。</w:t>
+        <w:t>一句话：玩家在随机关卡里清怪攒金币，在关卡之间的中间地图买升级/雇队友，一层层推到第 10 层最终 BOSS。</w:t>
       </w:r>
     </w:p>
     <w:p>
@@ -501,7 +501,7 @@
         <w:pStyle w:val="ListBullet"/>
       </w:pPr>
       <w:r>
-        <w:t>流程：标题 → Hub → 战斗 → 本关成绩汇报 → 回 Hub →（第 10 层）通关</w:t>
+        <w:t>流程：标题 → 中间地图 → 战斗 → 本关成绩汇报 → 回 中间地图 →（第 10 层）通关</w:t>
       </w:r>
     </w:p>
     <w:p>
@@ -839,7 +839,7 @@
     </w:p>
     <w:p>
       <w:r>
-        <w:t>标题界面 → 开始游戏 → 中间地图（Hub）→ 战斗关卡 → 本关成绩汇报 → 回 Hub（层数+1、金币累积、可逛商店）→ …… → 第 10 层最终 BOSS → 通关回标题。任何一关生命归零则整局结束。</w:t>
+        <w:t>标题界面 → 开始游戏 → 中间地图→ 战斗关卡 → 本关成绩汇报 → 回 中间地图（层数+1、金币累积、可逛商店）→ …… → 第 10 层最终 BOSS → 通关回标题。任何一关生命归零则整局结束。</w:t>
       </w:r>
     </w:p>
     <w:p>
@@ -855,7 +855,7 @@
         <w:pStyle w:val="ListBullet"/>
       </w:pPr>
       <w:r>
-        <w:t>标题界面 ↔ GameFlow（场景切换）↔ Hub ↔ 战斗场景</w:t>
+        <w:t>标题界面 ↔ GameFlow（场景切换）↔ 中间地图 ↔ 战斗场景</w:t>
       </w:r>
     </w:p>
     <w:p>
@@ -927,7 +927,7 @@
         <w:pStyle w:val="ListBullet"/>
       </w:pPr>
       <w:r>
-        <w:t>Hub 三位置固定：BOSS 层固定「商店-BOSS-商店」；其它层三位置随机刷（保底至少一个普通关），同层结果固定不变。</w:t>
+        <w:t>中间地图 三位置固定：BOSS 层固定「商店-BOSS-商店」；其它层三位置随机刷（保底至少一个普通关），同层结果固定不变。</w:t>
       </w:r>
     </w:p>
     <w:p>
@@ -956,7 +956,7 @@
     </w:p>
     <w:p>
       <w:r>
-        <w:t>关卡流程：进场 →（刷怪/波次推进）→ 目标达成判定 → 结算弹窗 → 回 Hub；失败则回标题。</w:t>
+        <w:t>关卡流程：进场 →（刷怪/波次推进）→ 目标达成判定 → 结算弹窗 → 回 中间地图；失败则回标题。</w:t>
       </w:r>
     </w:p>
     <w:p>
@@ -2773,7 +2773,7 @@
         <w:pStyle w:val="ListBullet"/>
       </w:pPr>
       <w:r>
-        <w:t>Hub：右上角常驻金币；走近角色出现「按 E 交互」；打完一关先弹一次「本关汇报」。</w:t>
+        <w:t>中间地图（代码名 midmap）：右上角常驻金币；走近角色出现「按 E 交互」；打完一关先弹一次「本关汇报」。</w:t>
       </w:r>
     </w:p>
     <w:p>
@@ -2907,7 +2907,7 @@
           </w:tcPr>
           <w:p>
             <w:r>
-              <w:t>四种敌人与 Hub 角色形象</w:t>
+              <w:t>四种敌人与 中间地图 角色形象</w:t>
             </w:r>
           </w:p>
         </w:tc>
@@ -3035,7 +3035,7 @@
           </w:tcPr>
           <w:p>
             <w:r>
-              <w:t>标题+Hub / 关卡 / BOSS</w:t>
+              <w:t>标题+中间地图 / 关卡 / BOSS</w:t>
             </w:r>
           </w:p>
         </w:tc>
@@ -3353,7 +3353,7 @@
           </w:tcPr>
           <w:p>
             <w:r>
-              <w:t>Hub 生命 HUD 与整局状态同步（商店买血即时刷新）</w:t>
+              <w:t>中间地图 生命 HUD 与整局状态同步（商店买血即时刷新）</w:t>
             </w:r>
           </w:p>
         </w:tc>
@@ -3476,7 +3476,7 @@
         <w:pStyle w:val="ListBullet"/>
       </w:pPr>
       <w:r>
-        <w:t>完整通关一局：标题 → Hub → 打到第 10 层 BOSS → 通关回标题，战绩正确写入。</w:t>
+        <w:t>完整通关一局：标题 → 中间地图 → 打到第 10 层 BOSS → 通关回标题，战绩正确写入。</w:t>
       </w:r>
     </w:p>
     <w:p>
@@ -3921,7 +3921,7 @@
           </w:tcPr>
           <w:p>
             <w:r>
-              <w:t>路线图关卡选择（后被 Hub 取代）</w:t>
+              <w:t>路线图关卡选择（后被 中间地图 取代）</w:t>
             </w:r>
           </w:p>
         </w:tc>
@@ -3931,7 +3931,7 @@
           </w:tcPr>
           <w:p>
             <w:r>
-              <w:t>部分（改为 Hub 三位置选关）</w:t>
+              <w:t>部分（改为 中间地图 三位置选关）</w:t>
             </w:r>
           </w:p>
         </w:tc>
@@ -3953,7 +3953,7 @@
           </w:tcPr>
           <w:p>
             <w:r>
-              <w:t>NPC 对话 + E 键交互 + 中间地图（Hub）</w:t>
+              <w:t>NPC 对话 + E 键交互 + 中间地图</w:t>
             </w:r>
           </w:p>
         </w:tc>
@@ -4179,7 +4179,7 @@
         <w:pStyle w:val="ListBullet"/>
       </w:pPr>
       <w:r>
-        <w:t>Hub：关卡之间的中间地图，可走动、三位置选关、可逛商店</w:t>
+        <w:t>中间地图（代码名 midmap）：关卡之间的中间地图，可走动、三位置选关、可逛商店</w:t>
       </w:r>
     </w:p>
     <w:p>
